--- a/submission/Project_Submission_Template.docx
+++ b/submission/Project_Submission_Template.docx
@@ -166,12 +166,6 @@
         <w:gridCol w:w="6240"/>
       </w:tblGrid>
       <w:tr>
-        <w:tblPrEx>
-          <w:tblCellMar>
-            <w:top w:w="0" w:type="dxa"/>
-            <w:bottom w:w="0" w:type="dxa"/>
-          </w:tblCellMar>
-        </w:tblPrEx>
         <w:tc>
           <w:tcPr>
             <w:tcW w:w="9360" w:type="dxa"/>
@@ -205,12 +199,6 @@
         </w:tc>
       </w:tr>
       <w:tr>
-        <w:tblPrEx>
-          <w:tblCellMar>
-            <w:top w:w="0" w:type="dxa"/>
-            <w:bottom w:w="0" w:type="dxa"/>
-          </w:tblCellMar>
-        </w:tblPrEx>
         <w:trPr>
           <w:trHeight w:val="724"/>
         </w:trPr>
@@ -277,12 +265,6 @@
         </w:tc>
       </w:tr>
       <w:tr>
-        <w:tblPrEx>
-          <w:tblCellMar>
-            <w:top w:w="0" w:type="dxa"/>
-            <w:bottom w:w="0" w:type="dxa"/>
-          </w:tblCellMar>
-        </w:tblPrEx>
         <w:tc>
           <w:tcPr>
             <w:tcW w:w="3120" w:type="dxa"/>
@@ -338,12 +320,6 @@
         </w:tc>
       </w:tr>
       <w:tr>
-        <w:tblPrEx>
-          <w:tblCellMar>
-            <w:top w:w="0" w:type="dxa"/>
-            <w:bottom w:w="0" w:type="dxa"/>
-          </w:tblCellMar>
-        </w:tblPrEx>
         <w:tc>
           <w:tcPr>
             <w:tcW w:w="3120" w:type="dxa"/>
@@ -405,19 +381,13 @@
                 <w:sz w:val="18"/>
                 <w:szCs w:val="18"/>
               </w:rPr>
-              <w:t>22-050-2026</w:t>
+              <w:t>22-05-2026</w:t>
             </w:r>
           </w:p>
           <w:p/>
         </w:tc>
       </w:tr>
       <w:tr>
-        <w:tblPrEx>
-          <w:tblCellMar>
-            <w:top w:w="0" w:type="dxa"/>
-            <w:bottom w:w="0" w:type="dxa"/>
-          </w:tblCellMar>
-        </w:tblPrEx>
         <w:tc>
           <w:tcPr>
             <w:tcW w:w="9360" w:type="dxa"/>
@@ -451,12 +421,6 @@
         </w:tc>
       </w:tr>
       <w:tr>
-        <w:tblPrEx>
-          <w:tblCellMar>
-            <w:top w:w="0" w:type="dxa"/>
-            <w:bottom w:w="0" w:type="dxa"/>
-          </w:tblCellMar>
-        </w:tblPrEx>
         <w:tc>
           <w:tcPr>
             <w:tcW w:w="3120" w:type="dxa"/>
@@ -576,12 +540,6 @@
         </w:tc>
       </w:tr>
       <w:tr>
-        <w:tblPrEx>
-          <w:tblCellMar>
-            <w:top w:w="0" w:type="dxa"/>
-            <w:bottom w:w="0" w:type="dxa"/>
-          </w:tblCellMar>
-        </w:tblPrEx>
         <w:tc>
           <w:tcPr>
             <w:tcW w:w="3120" w:type="dxa"/>
@@ -715,12 +673,6 @@
         </w:tc>
       </w:tr>
       <w:tr>
-        <w:tblPrEx>
-          <w:tblCellMar>
-            <w:top w:w="0" w:type="dxa"/>
-            <w:bottom w:w="0" w:type="dxa"/>
-          </w:tblCellMar>
-        </w:tblPrEx>
         <w:tc>
           <w:tcPr>
             <w:tcW w:w="3120" w:type="dxa"/>
@@ -856,12 +808,6 @@
         </w:tc>
       </w:tr>
       <w:tr>
-        <w:tblPrEx>
-          <w:tblCellMar>
-            <w:top w:w="0" w:type="dxa"/>
-            <w:bottom w:w="0" w:type="dxa"/>
-          </w:tblCellMar>
-        </w:tblPrEx>
         <w:tc>
           <w:tcPr>
             <w:tcW w:w="3120" w:type="dxa"/>
@@ -967,12 +913,6 @@
         </w:tc>
       </w:tr>
       <w:tr>
-        <w:tblPrEx>
-          <w:tblCellMar>
-            <w:top w:w="0" w:type="dxa"/>
-            <w:bottom w:w="0" w:type="dxa"/>
-          </w:tblCellMar>
-        </w:tblPrEx>
         <w:tc>
           <w:tcPr>
             <w:tcW w:w="3120" w:type="dxa"/>
@@ -1063,12 +1003,6 @@
         </w:tc>
       </w:tr>
       <w:tr>
-        <w:tblPrEx>
-          <w:tblCellMar>
-            <w:top w:w="0" w:type="dxa"/>
-            <w:bottom w:w="0" w:type="dxa"/>
-          </w:tblCellMar>
-        </w:tblPrEx>
         <w:tc>
           <w:tcPr>
             <w:tcW w:w="3120" w:type="dxa"/>
@@ -1200,12 +1134,6 @@
         <w:gridCol w:w="6240"/>
       </w:tblGrid>
       <w:tr>
-        <w:tblPrEx>
-          <w:tblCellMar>
-            <w:top w:w="0" w:type="dxa"/>
-            <w:bottom w:w="0" w:type="dxa"/>
-          </w:tblCellMar>
-        </w:tblPrEx>
         <w:tc>
           <w:tcPr>
             <w:tcW w:w="9360" w:type="dxa"/>
@@ -1264,12 +1192,6 @@
         </w:tc>
       </w:tr>
       <w:tr>
-        <w:tblPrEx>
-          <w:tblCellMar>
-            <w:top w:w="0" w:type="dxa"/>
-            <w:bottom w:w="0" w:type="dxa"/>
-          </w:tblCellMar>
-        </w:tblPrEx>
         <w:tc>
           <w:tcPr>
             <w:tcW w:w="3120" w:type="dxa"/>
@@ -1331,12 +1253,6 @@
         </w:tc>
       </w:tr>
       <w:tr>
-        <w:tblPrEx>
-          <w:tblCellMar>
-            <w:top w:w="0" w:type="dxa"/>
-            <w:bottom w:w="0" w:type="dxa"/>
-          </w:tblCellMar>
-        </w:tblPrEx>
         <w:tc>
           <w:tcPr>
             <w:tcW w:w="3120" w:type="dxa"/>
@@ -1398,8 +1314,6 @@
             </w:tcMar>
           </w:tcPr>
           <w:p>
-            <w:bookmarkStart w:id="0" w:name="_GoBack"/>
-            <w:bookmarkEnd w:id="0"/>
             <w:r>
               <w:rPr>
                 <w:i/>
@@ -1415,12 +1329,6 @@
         </w:tc>
       </w:tr>
       <w:tr>
-        <w:tblPrEx>
-          <w:tblCellMar>
-            <w:top w:w="0" w:type="dxa"/>
-            <w:bottom w:w="0" w:type="dxa"/>
-          </w:tblCellMar>
-        </w:tblPrEx>
         <w:tc>
           <w:tcPr>
             <w:tcW w:w="3120" w:type="dxa"/>
@@ -1496,12 +1404,6 @@
         </w:tc>
       </w:tr>
       <w:tr>
-        <w:tblPrEx>
-          <w:tblCellMar>
-            <w:top w:w="0" w:type="dxa"/>
-            <w:bottom w:w="0" w:type="dxa"/>
-          </w:tblCellMar>
-        </w:tblPrEx>
         <w:tc>
           <w:tcPr>
             <w:tcW w:w="3120" w:type="dxa"/>
@@ -1577,12 +1479,6 @@
         </w:tc>
       </w:tr>
       <w:tr>
-        <w:tblPrEx>
-          <w:tblCellMar>
-            <w:top w:w="0" w:type="dxa"/>
-            <w:bottom w:w="0" w:type="dxa"/>
-          </w:tblCellMar>
-        </w:tblPrEx>
         <w:tc>
           <w:tcPr>
             <w:tcW w:w="3120" w:type="dxa"/>
@@ -1685,12 +1581,6 @@
         <w:gridCol w:w="6240"/>
       </w:tblGrid>
       <w:tr>
-        <w:tblPrEx>
-          <w:tblCellMar>
-            <w:top w:w="0" w:type="dxa"/>
-            <w:bottom w:w="0" w:type="dxa"/>
-          </w:tblCellMar>
-        </w:tblPrEx>
         <w:tc>
           <w:tcPr>
             <w:tcW w:w="9360" w:type="dxa"/>
@@ -1724,12 +1614,6 @@
         </w:tc>
       </w:tr>
       <w:tr>
-        <w:tblPrEx>
-          <w:tblCellMar>
-            <w:top w:w="0" w:type="dxa"/>
-            <w:bottom w:w="0" w:type="dxa"/>
-          </w:tblCellMar>
-        </w:tblPrEx>
         <w:tc>
           <w:tcPr>
             <w:tcW w:w="3120" w:type="dxa"/>
@@ -1792,12 +1676,6 @@
         </w:tc>
       </w:tr>
       <w:tr>
-        <w:tblPrEx>
-          <w:tblCellMar>
-            <w:top w:w="0" w:type="dxa"/>
-            <w:bottom w:w="0" w:type="dxa"/>
-          </w:tblCellMar>
-        </w:tblPrEx>
         <w:tc>
           <w:tcPr>
             <w:tcW w:w="3120" w:type="dxa"/>
@@ -1860,12 +1738,6 @@
         </w:tc>
       </w:tr>
       <w:tr>
-        <w:tblPrEx>
-          <w:tblCellMar>
-            <w:top w:w="0" w:type="dxa"/>
-            <w:bottom w:w="0" w:type="dxa"/>
-          </w:tblCellMar>
-        </w:tblPrEx>
         <w:tc>
           <w:tcPr>
             <w:tcW w:w="3120" w:type="dxa"/>
@@ -1928,12 +1800,6 @@
         </w:tc>
       </w:tr>
       <w:tr>
-        <w:tblPrEx>
-          <w:tblCellMar>
-            <w:top w:w="0" w:type="dxa"/>
-            <w:bottom w:w="0" w:type="dxa"/>
-          </w:tblCellMar>
-        </w:tblPrEx>
         <w:tc>
           <w:tcPr>
             <w:tcW w:w="3120" w:type="dxa"/>
@@ -2036,12 +1902,6 @@
         <w:gridCol w:w="6240"/>
       </w:tblGrid>
       <w:tr>
-        <w:tblPrEx>
-          <w:tblCellMar>
-            <w:top w:w="0" w:type="dxa"/>
-            <w:bottom w:w="0" w:type="dxa"/>
-          </w:tblCellMar>
-        </w:tblPrEx>
         <w:tc>
           <w:tcPr>
             <w:tcW w:w="9360" w:type="dxa"/>
@@ -2075,12 +1935,6 @@
         </w:tc>
       </w:tr>
       <w:tr>
-        <w:tblPrEx>
-          <w:tblCellMar>
-            <w:top w:w="0" w:type="dxa"/>
-            <w:bottom w:w="0" w:type="dxa"/>
-          </w:tblCellMar>
-        </w:tblPrEx>
         <w:tc>
           <w:tcPr>
             <w:tcW w:w="3120" w:type="dxa"/>
@@ -2142,12 +1996,6 @@
         </w:tc>
       </w:tr>
       <w:tr>
-        <w:tblPrEx>
-          <w:tblCellMar>
-            <w:top w:w="0" w:type="dxa"/>
-            <w:bottom w:w="0" w:type="dxa"/>
-          </w:tblCellMar>
-        </w:tblPrEx>
         <w:tc>
           <w:tcPr>
             <w:tcW w:w="3120" w:type="dxa"/>
@@ -2223,12 +2071,6 @@
         </w:tc>
       </w:tr>
       <w:tr>
-        <w:tblPrEx>
-          <w:tblCellMar>
-            <w:top w:w="0" w:type="dxa"/>
-            <w:bottom w:w="0" w:type="dxa"/>
-          </w:tblCellMar>
-        </w:tblPrEx>
         <w:tc>
           <w:tcPr>
             <w:tcW w:w="3120" w:type="dxa"/>
@@ -2304,12 +2146,6 @@
         </w:tc>
       </w:tr>
       <w:tr>
-        <w:tblPrEx>
-          <w:tblCellMar>
-            <w:top w:w="0" w:type="dxa"/>
-            <w:bottom w:w="0" w:type="dxa"/>
-          </w:tblCellMar>
-        </w:tblPrEx>
         <w:tc>
           <w:tcPr>
             <w:tcW w:w="3120" w:type="dxa"/>
@@ -2385,12 +2221,6 @@
         </w:tc>
       </w:tr>
       <w:tr>
-        <w:tblPrEx>
-          <w:tblCellMar>
-            <w:top w:w="0" w:type="dxa"/>
-            <w:bottom w:w="0" w:type="dxa"/>
-          </w:tblCellMar>
-        </w:tblPrEx>
         <w:tc>
           <w:tcPr>
             <w:tcW w:w="3120" w:type="dxa"/>
@@ -2517,12 +2347,6 @@
         <w:gridCol w:w="6240"/>
       </w:tblGrid>
       <w:tr>
-        <w:tblPrEx>
-          <w:tblCellMar>
-            <w:top w:w="0" w:type="dxa"/>
-            <w:bottom w:w="0" w:type="dxa"/>
-          </w:tblCellMar>
-        </w:tblPrEx>
         <w:tc>
           <w:tcPr>
             <w:tcW w:w="9360" w:type="dxa"/>
@@ -2556,12 +2380,6 @@
         </w:tc>
       </w:tr>
       <w:tr>
-        <w:tblPrEx>
-          <w:tblCellMar>
-            <w:top w:w="0" w:type="dxa"/>
-            <w:bottom w:w="0" w:type="dxa"/>
-          </w:tblCellMar>
-        </w:tblPrEx>
         <w:tc>
           <w:tcPr>
             <w:tcW w:w="3120" w:type="dxa"/>
@@ -2649,12 +2467,6 @@
         </w:tc>
       </w:tr>
       <w:tr>
-        <w:tblPrEx>
-          <w:tblCellMar>
-            <w:top w:w="0" w:type="dxa"/>
-            <w:bottom w:w="0" w:type="dxa"/>
-          </w:tblCellMar>
-        </w:tblPrEx>
         <w:tc>
           <w:tcPr>
             <w:tcW w:w="3120" w:type="dxa"/>
@@ -2717,12 +2529,6 @@
         </w:tc>
       </w:tr>
       <w:tr>
-        <w:tblPrEx>
-          <w:tblCellMar>
-            <w:top w:w="0" w:type="dxa"/>
-            <w:bottom w:w="0" w:type="dxa"/>
-          </w:tblCellMar>
-        </w:tblPrEx>
         <w:tc>
           <w:tcPr>
             <w:tcW w:w="3120" w:type="dxa"/>
@@ -2786,12 +2592,6 @@
         </w:tc>
       </w:tr>
       <w:tr>
-        <w:tblPrEx>
-          <w:tblCellMar>
-            <w:top w:w="0" w:type="dxa"/>
-            <w:bottom w:w="0" w:type="dxa"/>
-          </w:tblCellMar>
-        </w:tblPrEx>
         <w:tc>
           <w:tcPr>
             <w:tcW w:w="3120" w:type="dxa"/>
@@ -2854,12 +2654,6 @@
         </w:tc>
       </w:tr>
       <w:tr>
-        <w:tblPrEx>
-          <w:tblCellMar>
-            <w:top w:w="0" w:type="dxa"/>
-            <w:bottom w:w="0" w:type="dxa"/>
-          </w:tblCellMar>
-        </w:tblPrEx>
         <w:tc>
           <w:tcPr>
             <w:tcW w:w="3120" w:type="dxa"/>
@@ -2922,12 +2716,6 @@
         </w:tc>
       </w:tr>
       <w:tr>
-        <w:tblPrEx>
-          <w:tblCellMar>
-            <w:top w:w="0" w:type="dxa"/>
-            <w:bottom w:w="0" w:type="dxa"/>
-          </w:tblCellMar>
-        </w:tblPrEx>
         <w:tc>
           <w:tcPr>
             <w:tcW w:w="3120" w:type="dxa"/>
@@ -2990,12 +2778,6 @@
         </w:tc>
       </w:tr>
       <w:tr>
-        <w:tblPrEx>
-          <w:tblCellMar>
-            <w:top w:w="0" w:type="dxa"/>
-            <w:bottom w:w="0" w:type="dxa"/>
-          </w:tblCellMar>
-        </w:tblPrEx>
         <w:tc>
           <w:tcPr>
             <w:tcW w:w="9360" w:type="dxa"/>
@@ -3029,12 +2811,6 @@
         </w:tc>
       </w:tr>
       <w:tr>
-        <w:tblPrEx>
-          <w:tblCellMar>
-            <w:top w:w="0" w:type="dxa"/>
-            <w:bottom w:w="0" w:type="dxa"/>
-          </w:tblCellMar>
-        </w:tblPrEx>
         <w:tc>
           <w:tcPr>
             <w:tcW w:w="3120" w:type="dxa"/>
@@ -3110,12 +2886,6 @@
         </w:tc>
       </w:tr>
       <w:tr>
-        <w:tblPrEx>
-          <w:tblCellMar>
-            <w:top w:w="0" w:type="dxa"/>
-            <w:bottom w:w="0" w:type="dxa"/>
-          </w:tblCellMar>
-        </w:tblPrEx>
         <w:tc>
           <w:tcPr>
             <w:tcW w:w="3120" w:type="dxa"/>
@@ -3191,12 +2961,6 @@
         </w:tc>
       </w:tr>
       <w:tr>
-        <w:tblPrEx>
-          <w:tblCellMar>
-            <w:top w:w="0" w:type="dxa"/>
-            <w:bottom w:w="0" w:type="dxa"/>
-          </w:tblCellMar>
-        </w:tblPrEx>
         <w:tc>
           <w:tcPr>
             <w:tcW w:w="3120" w:type="dxa"/>
@@ -3272,12 +3036,6 @@
         </w:tc>
       </w:tr>
       <w:tr>
-        <w:tblPrEx>
-          <w:tblCellMar>
-            <w:top w:w="0" w:type="dxa"/>
-            <w:bottom w:w="0" w:type="dxa"/>
-          </w:tblCellMar>
-        </w:tblPrEx>
         <w:tc>
           <w:tcPr>
             <w:tcW w:w="3120" w:type="dxa"/>
@@ -3388,12 +3146,6 @@
         <w:gridCol w:w="6240"/>
       </w:tblGrid>
       <w:tr>
-        <w:tblPrEx>
-          <w:tblCellMar>
-            <w:top w:w="0" w:type="dxa"/>
-            <w:bottom w:w="0" w:type="dxa"/>
-          </w:tblCellMar>
-        </w:tblPrEx>
         <w:tc>
           <w:tcPr>
             <w:tcW w:w="9360" w:type="dxa"/>
@@ -3427,12 +3179,6 @@
         </w:tc>
       </w:tr>
       <w:tr>
-        <w:tblPrEx>
-          <w:tblCellMar>
-            <w:top w:w="0" w:type="dxa"/>
-            <w:bottom w:w="0" w:type="dxa"/>
-          </w:tblCellMar>
-        </w:tblPrEx>
         <w:tc>
           <w:tcPr>
             <w:tcW w:w="3120" w:type="dxa"/>
@@ -3495,12 +3241,6 @@
         </w:tc>
       </w:tr>
       <w:tr>
-        <w:tblPrEx>
-          <w:tblCellMar>
-            <w:top w:w="0" w:type="dxa"/>
-            <w:bottom w:w="0" w:type="dxa"/>
-          </w:tblCellMar>
-        </w:tblPrEx>
         <w:tc>
           <w:tcPr>
             <w:tcW w:w="3120" w:type="dxa"/>
@@ -3563,12 +3303,6 @@
         </w:tc>
       </w:tr>
       <w:tr>
-        <w:tblPrEx>
-          <w:tblCellMar>
-            <w:top w:w="0" w:type="dxa"/>
-            <w:bottom w:w="0" w:type="dxa"/>
-          </w:tblCellMar>
-        </w:tblPrEx>
         <w:tc>
           <w:tcPr>
             <w:tcW w:w="3120" w:type="dxa"/>
@@ -3631,12 +3365,6 @@
         </w:tc>
       </w:tr>
       <w:tr>
-        <w:tblPrEx>
-          <w:tblCellMar>
-            <w:top w:w="0" w:type="dxa"/>
-            <w:bottom w:w="0" w:type="dxa"/>
-          </w:tblCellMar>
-        </w:tblPrEx>
         <w:tc>
           <w:tcPr>
             <w:tcW w:w="3120" w:type="dxa"/>
@@ -3699,12 +3427,6 @@
         </w:tc>
       </w:tr>
       <w:tr>
-        <w:tblPrEx>
-          <w:tblCellMar>
-            <w:top w:w="0" w:type="dxa"/>
-            <w:bottom w:w="0" w:type="dxa"/>
-          </w:tblCellMar>
-        </w:tblPrEx>
         <w:tc>
           <w:tcPr>
             <w:tcW w:w="9360" w:type="dxa"/>
@@ -3738,12 +3460,6 @@
         </w:tc>
       </w:tr>
       <w:tr>
-        <w:tblPrEx>
-          <w:tblCellMar>
-            <w:top w:w="0" w:type="dxa"/>
-            <w:bottom w:w="0" w:type="dxa"/>
-          </w:tblCellMar>
-        </w:tblPrEx>
         <w:tc>
           <w:tcPr>
             <w:tcW w:w="3120" w:type="dxa"/>
@@ -3820,12 +3536,6 @@
         </w:tc>
       </w:tr>
       <w:tr>
-        <w:tblPrEx>
-          <w:tblCellMar>
-            <w:top w:w="0" w:type="dxa"/>
-            <w:bottom w:w="0" w:type="dxa"/>
-          </w:tblCellMar>
-        </w:tblPrEx>
         <w:tc>
           <w:tcPr>
             <w:tcW w:w="3120" w:type="dxa"/>
@@ -3901,12 +3611,6 @@
         </w:tc>
       </w:tr>
       <w:tr>
-        <w:tblPrEx>
-          <w:tblCellMar>
-            <w:top w:w="0" w:type="dxa"/>
-            <w:bottom w:w="0" w:type="dxa"/>
-          </w:tblCellMar>
-        </w:tblPrEx>
         <w:tc>
           <w:tcPr>
             <w:tcW w:w="3120" w:type="dxa"/>
@@ -4017,12 +3721,6 @@
         <w:gridCol w:w="6240"/>
       </w:tblGrid>
       <w:tr>
-        <w:tblPrEx>
-          <w:tblCellMar>
-            <w:top w:w="0" w:type="dxa"/>
-            <w:bottom w:w="0" w:type="dxa"/>
-          </w:tblCellMar>
-        </w:tblPrEx>
         <w:tc>
           <w:tcPr>
             <w:tcW w:w="9360" w:type="dxa"/>
@@ -4057,12 +3755,6 @@
         </w:tc>
       </w:tr>
       <w:tr>
-        <w:tblPrEx>
-          <w:tblCellMar>
-            <w:top w:w="0" w:type="dxa"/>
-            <w:bottom w:w="0" w:type="dxa"/>
-          </w:tblCellMar>
-        </w:tblPrEx>
         <w:tc>
           <w:tcPr>
             <w:tcW w:w="3120" w:type="dxa"/>
@@ -4138,12 +3830,6 @@
         </w:tc>
       </w:tr>
       <w:tr>
-        <w:tblPrEx>
-          <w:tblCellMar>
-            <w:top w:w="0" w:type="dxa"/>
-            <w:bottom w:w="0" w:type="dxa"/>
-          </w:tblCellMar>
-        </w:tblPrEx>
         <w:tc>
           <w:tcPr>
             <w:tcW w:w="3120" w:type="dxa"/>
@@ -4219,12 +3905,6 @@
         </w:tc>
       </w:tr>
       <w:tr>
-        <w:tblPrEx>
-          <w:tblCellMar>
-            <w:top w:w="0" w:type="dxa"/>
-            <w:bottom w:w="0" w:type="dxa"/>
-          </w:tblCellMar>
-        </w:tblPrEx>
         <w:tc>
           <w:tcPr>
             <w:tcW w:w="3120" w:type="dxa"/>
@@ -4285,28 +3965,179 @@
             </w:tcMar>
           </w:tcPr>
           <w:p>
-            <w:r>
-              <w:rPr>
-                <w:i/>
-                <w:iCs/>
-                <w:color w:val="666666"/>
-                <w:sz w:val="18"/>
-                <w:szCs w:val="18"/>
-                <w:lang w:val="en-US"/>
-              </w:rPr>
-              <w:t>Reviewer login details are included where the app requires them</w:t>
+            <w:pPr>
+              <w:pStyle w:val="NormalWeb"/>
+              <w:rPr>
+                <w:rFonts w:ascii="Segoe UI" w:hAnsi="Segoe UI" w:cs="Segoe UI"/>
+                <w:sz w:val="21"/>
+                <w:szCs w:val="21"/>
+              </w:rPr>
+            </w:pPr>
+            <w:r>
+              <w:rPr>
+                <w:rFonts w:ascii="Segoe UI" w:hAnsi="Segoe UI" w:cs="Segoe UI"/>
+                <w:sz w:val="21"/>
+                <w:szCs w:val="21"/>
+              </w:rPr>
+              <w:fldChar w:fldCharType="begin"/>
+            </w:r>
+            <w:r>
+              <w:rPr>
+                <w:rFonts w:ascii="Segoe UI" w:hAnsi="Segoe UI" w:cs="Segoe UI"/>
+                <w:sz w:val="21"/>
+                <w:szCs w:val="21"/>
+              </w:rPr>
+              <w:instrText xml:space="preserve"> HYPERLINK "mailto:olwethumakhabane@gmail.com" \o "mailto:olwethumakhabane@gmail.com" \t "_blank" </w:instrText>
+            </w:r>
+            <w:r>
+              <w:rPr>
+                <w:rFonts w:ascii="Segoe UI" w:hAnsi="Segoe UI" w:cs="Segoe UI"/>
+                <w:sz w:val="21"/>
+                <w:szCs w:val="21"/>
+              </w:rPr>
+              <w:fldChar w:fldCharType="separate"/>
+            </w:r>
+            <w:r>
+              <w:rPr>
+                <w:rStyle w:val="Hyperlink"/>
+                <w:rFonts w:ascii="Segoe UI" w:hAnsi="Segoe UI" w:cs="Segoe UI"/>
+                <w:sz w:val="21"/>
+                <w:szCs w:val="21"/>
+              </w:rPr>
+              <w:t>olwethumakhabane@gmail.com</w:t>
+            </w:r>
+            <w:r>
+              <w:rPr>
+                <w:rFonts w:ascii="Segoe UI" w:hAnsi="Segoe UI" w:cs="Segoe UI"/>
+                <w:sz w:val="21"/>
+                <w:szCs w:val="21"/>
+              </w:rPr>
+              <w:fldChar w:fldCharType="end"/>
+            </w:r>
+            <w:r>
+              <w:rPr>
+                <w:rFonts w:ascii="Segoe UI" w:hAnsi="Segoe UI" w:cs="Segoe UI"/>
+                <w:sz w:val="21"/>
+                <w:szCs w:val="21"/>
+              </w:rPr>
+              <w:t xml:space="preserve">  </w:t>
+            </w:r>
+            <w:r>
+              <w:rPr>
+                <w:rFonts w:ascii="Segoe UI" w:hAnsi="Segoe UI" w:cs="Segoe UI"/>
+                <w:sz w:val="21"/>
+                <w:szCs w:val="21"/>
+              </w:rPr>
+              <w:t>&lt;- email</w:t>
+            </w:r>
+            <w:bookmarkStart w:id="0" w:name="_GoBack"/>
+            <w:bookmarkEnd w:id="0"/>
+            <w:r>
+              <w:rPr>
+                <w:rFonts w:ascii="Segoe UI" w:hAnsi="Segoe UI" w:cs="Segoe UI"/>
+                <w:sz w:val="21"/>
+                <w:szCs w:val="21"/>
+              </w:rPr>
+              <w:br/>
+              <w:t xml:space="preserve">password: </w:t>
+            </w:r>
+            <w:r>
+              <w:rPr>
+                <w:rFonts w:ascii="Segoe UI" w:hAnsi="Segoe UI" w:cs="Segoe UI"/>
+                <w:sz w:val="21"/>
+                <w:szCs w:val="21"/>
+              </w:rPr>
+              <w:t>@Gabure_13</w:t>
+            </w:r>
+          </w:p>
+          <w:p>
+            <w:r>
+              <w:rPr>
+                <w:rFonts w:ascii="Segoe UI" w:hAnsi="Segoe UI" w:cs="Segoe UI"/>
+                <w:sz w:val="21"/>
+                <w:szCs w:val="21"/>
+              </w:rPr>
+              <w:t> </w:t>
+            </w:r>
+          </w:p>
+        </w:tc>
+      </w:tr>
+      <w:tr>
+        <w:tc>
+          <w:tcPr>
+            <w:tcW w:w="3120" w:type="dxa"/>
+            <w:tcBorders>
+              <w:top w:val="single" w:sz="1" w:space="0" w:color="AAAAAA"/>
+              <w:left w:val="single" w:sz="1" w:space="0" w:color="AAAAAA"/>
+              <w:bottom w:val="single" w:sz="1" w:space="0" w:color="AAAAAA"/>
+              <w:right w:val="single" w:sz="1" w:space="0" w:color="AAAAAA"/>
+            </w:tcBorders>
+            <w:shd w:val="clear" w:color="auto" w:fill="D6E8F5"/>
+            <w:tcMar>
+              <w:top w:w="80" w:type="dxa"/>
+              <w:left w:w="160" w:type="dxa"/>
+              <w:bottom w:w="80" w:type="dxa"/>
+              <w:right w:w="160" w:type="dxa"/>
+            </w:tcMar>
+          </w:tcPr>
+          <w:p>
+            <w:proofErr w:type="gramStart"/>
+            <w:r>
+              <w:rPr>
+                <w:b/>
+                <w:bCs/>
+                <w:sz w:val="20"/>
+                <w:szCs w:val="20"/>
+                <w:lang w:val="en-US"/>
+              </w:rPr>
+              <w:t>☐  Video</w:t>
+            </w:r>
+            <w:proofErr w:type="gramEnd"/>
+            <w:r>
+              <w:rPr>
+                <w:b/>
+                <w:bCs/>
+                <w:sz w:val="20"/>
+                <w:szCs w:val="20"/>
+                <w:lang w:val="en-US"/>
+              </w:rPr>
+              <w:t xml:space="preserve"> under 6 minutes</w:t>
+            </w:r>
+          </w:p>
+        </w:tc>
+        <w:tc>
+          <w:tcPr>
+            <w:tcW w:w="6240" w:type="dxa"/>
+            <w:tcBorders>
+              <w:top w:val="single" w:sz="1" w:space="0" w:color="AAAAAA"/>
+              <w:left w:val="single" w:sz="1" w:space="0" w:color="AAAAAA"/>
+              <w:bottom w:val="single" w:sz="1" w:space="0" w:color="AAAAAA"/>
+              <w:right w:val="single" w:sz="1" w:space="0" w:color="AAAAAA"/>
+            </w:tcBorders>
+            <w:shd w:val="clear" w:color="auto" w:fill="D6E8F5"/>
+            <w:tcMar>
+              <w:top w:w="80" w:type="dxa"/>
+              <w:left w:w="160" w:type="dxa"/>
+              <w:bottom w:w="80" w:type="dxa"/>
+              <w:right w:w="160" w:type="dxa"/>
+            </w:tcMar>
+          </w:tcPr>
+          <w:p>
+            <w:r>
+              <w:rPr>
+                <w:i/>
+                <w:iCs/>
+                <w:color w:val="666666"/>
+                <w:sz w:val="18"/>
+                <w:szCs w:val="18"/>
+              </w:rPr>
+              <w:t>Recording runtime has been verified</w:t>
             </w:r>
           </w:p>
           <w:p/>
         </w:tc>
       </w:tr>
       <w:tr>
-        <w:tblPrEx>
-          <w:tblCellMar>
-            <w:top w:w="0" w:type="dxa"/>
-            <w:bottom w:w="0" w:type="dxa"/>
-          </w:tblCellMar>
-        </w:tblPrEx>
         <w:tc>
           <w:tcPr>
             <w:tcW w:w="3120" w:type="dxa"/>
@@ -4316,6 +4147,81 @@
               <w:bottom w:val="single" w:sz="1" w:space="0" w:color="AAAAAA"/>
               <w:right w:val="single" w:sz="1" w:space="0" w:color="AAAAAA"/>
             </w:tcBorders>
+            <w:shd w:val="clear" w:color="auto" w:fill="FFFFFF"/>
+            <w:tcMar>
+              <w:top w:w="80" w:type="dxa"/>
+              <w:left w:w="160" w:type="dxa"/>
+              <w:bottom w:w="80" w:type="dxa"/>
+              <w:right w:w="160" w:type="dxa"/>
+            </w:tcMar>
+          </w:tcPr>
+          <w:p>
+            <w:proofErr w:type="gramStart"/>
+            <w:r>
+              <w:rPr>
+                <w:b/>
+                <w:bCs/>
+                <w:sz w:val="20"/>
+                <w:szCs w:val="20"/>
+                <w:lang w:val="en-US"/>
+              </w:rPr>
+              <w:t>☐  GitHub</w:t>
+            </w:r>
+            <w:proofErr w:type="gramEnd"/>
+            <w:r>
+              <w:rPr>
+                <w:b/>
+                <w:bCs/>
+                <w:sz w:val="20"/>
+                <w:szCs w:val="20"/>
+                <w:lang w:val="en-US"/>
+              </w:rPr>
+              <w:t xml:space="preserve"> repo is public</w:t>
+            </w:r>
+          </w:p>
+        </w:tc>
+        <w:tc>
+          <w:tcPr>
+            <w:tcW w:w="6240" w:type="dxa"/>
+            <w:tcBorders>
+              <w:top w:val="single" w:sz="1" w:space="0" w:color="AAAAAA"/>
+              <w:left w:val="single" w:sz="1" w:space="0" w:color="AAAAAA"/>
+              <w:bottom w:val="single" w:sz="1" w:space="0" w:color="AAAAAA"/>
+              <w:right w:val="single" w:sz="1" w:space="0" w:color="AAAAAA"/>
+            </w:tcBorders>
+            <w:shd w:val="clear" w:color="auto" w:fill="FFFFFF"/>
+            <w:tcMar>
+              <w:top w:w="80" w:type="dxa"/>
+              <w:left w:w="160" w:type="dxa"/>
+              <w:bottom w:w="80" w:type="dxa"/>
+              <w:right w:w="160" w:type="dxa"/>
+            </w:tcMar>
+          </w:tcPr>
+          <w:p>
+            <w:r>
+              <w:rPr>
+                <w:i/>
+                <w:iCs/>
+                <w:color w:val="666666"/>
+                <w:sz w:val="18"/>
+                <w:szCs w:val="18"/>
+              </w:rPr>
+              <w:t>Repository visibility set to Public</w:t>
+            </w:r>
+          </w:p>
+          <w:p/>
+        </w:tc>
+      </w:tr>
+      <w:tr>
+        <w:tc>
+          <w:tcPr>
+            <w:tcW w:w="3120" w:type="dxa"/>
+            <w:tcBorders>
+              <w:top w:val="single" w:sz="1" w:space="0" w:color="AAAAAA"/>
+              <w:left w:val="single" w:sz="1" w:space="0" w:color="AAAAAA"/>
+              <w:bottom w:val="single" w:sz="1" w:space="0" w:color="AAAAAA"/>
+              <w:right w:val="single" w:sz="1" w:space="0" w:color="AAAAAA"/>
+            </w:tcBorders>
             <w:shd w:val="clear" w:color="auto" w:fill="D6E8F5"/>
             <w:tcMar>
               <w:top w:w="80" w:type="dxa"/>
@@ -4334,7 +4240,7 @@
                 <w:szCs w:val="20"/>
                 <w:lang w:val="en-US"/>
               </w:rPr>
-              <w:t>☐  Video</w:t>
+              <w:t>☐  README</w:t>
             </w:r>
             <w:proofErr w:type="gramEnd"/>
             <w:r>
@@ -4345,7 +4251,7 @@
                 <w:szCs w:val="20"/>
                 <w:lang w:val="en-US"/>
               </w:rPr>
-              <w:t xml:space="preserve"> under 6 minutes</w:t>
+              <w:t xml:space="preserve"> is complete</w:t>
             </w:r>
           </w:p>
         </w:tc>
@@ -4375,19 +4281,13 @@
                 <w:sz w:val="18"/>
                 <w:szCs w:val="18"/>
               </w:rPr>
-              <w:t>Recording runtime has been verified</w:t>
+              <w:t>README covers local setup instructions</w:t>
             </w:r>
           </w:p>
           <w:p/>
         </w:tc>
       </w:tr>
       <w:tr>
-        <w:tblPrEx>
-          <w:tblCellMar>
-            <w:top w:w="0" w:type="dxa"/>
-            <w:bottom w:w="0" w:type="dxa"/>
-          </w:tblCellMar>
-        </w:tblPrEx>
         <w:tc>
           <w:tcPr>
             <w:tcW w:w="3120" w:type="dxa"/>
@@ -4415,7 +4315,7 @@
                 <w:szCs w:val="20"/>
                 <w:lang w:val="en-US"/>
               </w:rPr>
-              <w:t>☐  GitHub</w:t>
+              <w:t>☐  Form</w:t>
             </w:r>
             <w:proofErr w:type="gramEnd"/>
             <w:r>
@@ -4426,7 +4326,7 @@
                 <w:szCs w:val="20"/>
                 <w:lang w:val="en-US"/>
               </w:rPr>
-              <w:t xml:space="preserve"> repo is public</w:t>
+              <w:t xml:space="preserve"> fully completed</w:t>
             </w:r>
           </w:p>
         </w:tc>
@@ -4456,181 +4356,13 @@
                 <w:sz w:val="18"/>
                 <w:szCs w:val="18"/>
               </w:rPr>
-              <w:t>Repository visibility set to Public</w:t>
+              <w:t>No fields left blank</w:t>
             </w:r>
           </w:p>
           <w:p/>
         </w:tc>
       </w:tr>
       <w:tr>
-        <w:tblPrEx>
-          <w:tblCellMar>
-            <w:top w:w="0" w:type="dxa"/>
-            <w:bottom w:w="0" w:type="dxa"/>
-          </w:tblCellMar>
-        </w:tblPrEx>
-        <w:tc>
-          <w:tcPr>
-            <w:tcW w:w="3120" w:type="dxa"/>
-            <w:tcBorders>
-              <w:top w:val="single" w:sz="1" w:space="0" w:color="AAAAAA"/>
-              <w:left w:val="single" w:sz="1" w:space="0" w:color="AAAAAA"/>
-              <w:bottom w:val="single" w:sz="1" w:space="0" w:color="AAAAAA"/>
-              <w:right w:val="single" w:sz="1" w:space="0" w:color="AAAAAA"/>
-            </w:tcBorders>
-            <w:shd w:val="clear" w:color="auto" w:fill="D6E8F5"/>
-            <w:tcMar>
-              <w:top w:w="80" w:type="dxa"/>
-              <w:left w:w="160" w:type="dxa"/>
-              <w:bottom w:w="80" w:type="dxa"/>
-              <w:right w:w="160" w:type="dxa"/>
-            </w:tcMar>
-          </w:tcPr>
-          <w:p>
-            <w:proofErr w:type="gramStart"/>
-            <w:r>
-              <w:rPr>
-                <w:b/>
-                <w:bCs/>
-                <w:sz w:val="20"/>
-                <w:szCs w:val="20"/>
-                <w:lang w:val="en-US"/>
-              </w:rPr>
-              <w:t>☐  README</w:t>
-            </w:r>
-            <w:proofErr w:type="gramEnd"/>
-            <w:r>
-              <w:rPr>
-                <w:b/>
-                <w:bCs/>
-                <w:sz w:val="20"/>
-                <w:szCs w:val="20"/>
-                <w:lang w:val="en-US"/>
-              </w:rPr>
-              <w:t xml:space="preserve"> is complete</w:t>
-            </w:r>
-          </w:p>
-        </w:tc>
-        <w:tc>
-          <w:tcPr>
-            <w:tcW w:w="6240" w:type="dxa"/>
-            <w:tcBorders>
-              <w:top w:val="single" w:sz="1" w:space="0" w:color="AAAAAA"/>
-              <w:left w:val="single" w:sz="1" w:space="0" w:color="AAAAAA"/>
-              <w:bottom w:val="single" w:sz="1" w:space="0" w:color="AAAAAA"/>
-              <w:right w:val="single" w:sz="1" w:space="0" w:color="AAAAAA"/>
-            </w:tcBorders>
-            <w:shd w:val="clear" w:color="auto" w:fill="D6E8F5"/>
-            <w:tcMar>
-              <w:top w:w="80" w:type="dxa"/>
-              <w:left w:w="160" w:type="dxa"/>
-              <w:bottom w:w="80" w:type="dxa"/>
-              <w:right w:w="160" w:type="dxa"/>
-            </w:tcMar>
-          </w:tcPr>
-          <w:p>
-            <w:r>
-              <w:rPr>
-                <w:i/>
-                <w:iCs/>
-                <w:color w:val="666666"/>
-                <w:sz w:val="18"/>
-                <w:szCs w:val="18"/>
-              </w:rPr>
-              <w:t>README covers local setup instructions</w:t>
-            </w:r>
-          </w:p>
-          <w:p/>
-        </w:tc>
-      </w:tr>
-      <w:tr>
-        <w:tblPrEx>
-          <w:tblCellMar>
-            <w:top w:w="0" w:type="dxa"/>
-            <w:bottom w:w="0" w:type="dxa"/>
-          </w:tblCellMar>
-        </w:tblPrEx>
-        <w:tc>
-          <w:tcPr>
-            <w:tcW w:w="3120" w:type="dxa"/>
-            <w:tcBorders>
-              <w:top w:val="single" w:sz="1" w:space="0" w:color="AAAAAA"/>
-              <w:left w:val="single" w:sz="1" w:space="0" w:color="AAAAAA"/>
-              <w:bottom w:val="single" w:sz="1" w:space="0" w:color="AAAAAA"/>
-              <w:right w:val="single" w:sz="1" w:space="0" w:color="AAAAAA"/>
-            </w:tcBorders>
-            <w:shd w:val="clear" w:color="auto" w:fill="FFFFFF"/>
-            <w:tcMar>
-              <w:top w:w="80" w:type="dxa"/>
-              <w:left w:w="160" w:type="dxa"/>
-              <w:bottom w:w="80" w:type="dxa"/>
-              <w:right w:w="160" w:type="dxa"/>
-            </w:tcMar>
-          </w:tcPr>
-          <w:p>
-            <w:proofErr w:type="gramStart"/>
-            <w:r>
-              <w:rPr>
-                <w:b/>
-                <w:bCs/>
-                <w:sz w:val="20"/>
-                <w:szCs w:val="20"/>
-                <w:lang w:val="en-US"/>
-              </w:rPr>
-              <w:t>☐  Form</w:t>
-            </w:r>
-            <w:proofErr w:type="gramEnd"/>
-            <w:r>
-              <w:rPr>
-                <w:b/>
-                <w:bCs/>
-                <w:sz w:val="20"/>
-                <w:szCs w:val="20"/>
-                <w:lang w:val="en-US"/>
-              </w:rPr>
-              <w:t xml:space="preserve"> fully completed</w:t>
-            </w:r>
-          </w:p>
-        </w:tc>
-        <w:tc>
-          <w:tcPr>
-            <w:tcW w:w="6240" w:type="dxa"/>
-            <w:tcBorders>
-              <w:top w:val="single" w:sz="1" w:space="0" w:color="AAAAAA"/>
-              <w:left w:val="single" w:sz="1" w:space="0" w:color="AAAAAA"/>
-              <w:bottom w:val="single" w:sz="1" w:space="0" w:color="AAAAAA"/>
-              <w:right w:val="single" w:sz="1" w:space="0" w:color="AAAAAA"/>
-            </w:tcBorders>
-            <w:shd w:val="clear" w:color="auto" w:fill="FFFFFF"/>
-            <w:tcMar>
-              <w:top w:w="80" w:type="dxa"/>
-              <w:left w:w="160" w:type="dxa"/>
-              <w:bottom w:w="80" w:type="dxa"/>
-              <w:right w:w="160" w:type="dxa"/>
-            </w:tcMar>
-          </w:tcPr>
-          <w:p>
-            <w:r>
-              <w:rPr>
-                <w:i/>
-                <w:iCs/>
-                <w:color w:val="666666"/>
-                <w:sz w:val="18"/>
-                <w:szCs w:val="18"/>
-              </w:rPr>
-              <w:t>No fields left blank</w:t>
-            </w:r>
-          </w:p>
-          <w:p/>
-        </w:tc>
-      </w:tr>
-      <w:tr>
-        <w:tblPrEx>
-          <w:tblCellMar>
-            <w:top w:w="0" w:type="dxa"/>
-            <w:bottom w:w="0" w:type="dxa"/>
-          </w:tblCellMar>
-        </w:tblPrEx>
         <w:tc>
           <w:tcPr>
             <w:tcW w:w="3120" w:type="dxa"/>
@@ -5519,6 +5251,23 @@
       <w:szCs w:val="26"/>
     </w:rPr>
   </w:style>
+  <w:style w:type="paragraph" w:styleId="NormalWeb">
+    <w:name w:val="Normal (Web)"/>
+    <w:basedOn w:val="Normal"/>
+    <w:uiPriority w:val="99"/>
+    <w:semiHidden/>
+    <w:unhideWhenUsed/>
+    <w:rsid w:val="00761274"/>
+    <w:pPr>
+      <w:spacing w:before="100" w:beforeAutospacing="1" w:after="100" w:afterAutospacing="1"/>
+    </w:pPr>
+    <w:rPr>
+      <w:rFonts w:ascii="Times New Roman" w:eastAsia="Times New Roman" w:hAnsi="Times New Roman" w:cs="Times New Roman"/>
+      <w:color w:val="auto"/>
+      <w:sz w:val="24"/>
+      <w:szCs w:val="24"/>
+    </w:rPr>
+  </w:style>
 </w:styles>
 </file>
 
